--- a/nica-apify/live/GUION-LIVE-27-oct.docx
+++ b/nica-apify/live/GUION-LIVE-27-oct.docx
@@ -1976,7 +1976,7 @@
           <w:i/>
           <w:color w:val="7A5AA8"/>
         </w:rPr>
-        <w:t>Pega el link en el chat AHORA: https://go.hotmart.com/B108178270Q?dp=1</w:t>
+        <w:t>Pega el link en el chat AHORA: https://pay.hotmart.com/T108210969W?bid=1793114479230</w:t>
       </w:r>
     </w:p>
     <w:p>
